--- a/Volume 1/Chapter 03 - File Handling/SPA_Vol1_Ch3_Lesson3_5a_Overwrite_File_EXTENDED.docx
+++ b/Volume 1/Chapter 03 - File Handling/SPA_Vol1_Ch3_Lesson3_5a_Overwrite_File_EXTENDED.docx
@@ -860,7 +860,7 @@
         <w:keepNext/>
       </w:pPr>
       <w:r>
-        <w:t>Save each source and supporting file from this lesson into the matching path in the project layout. As in Chapter 1, notepad .\rust\Cargo.toml creates and opens one: choose Yes, type the file, save it with Ctrl+S, and close Notepad. Then install forge-std, Foundry's standard library, into the Solidity project. Linux Assembly runs in WSL or on a Linux computer.</w:t>
+        <w:t>Next, let the tools create the Rust and Solidity projects. Remember, Cargo.toml describes the project: cargo init .\rust writes it, with a starter program, src\main.rs. This lesson's programs live in src\bin, one file per program, so Remove-Item deletes the starter. Remember, forge init makes the Solidity project: --no-git and --offline work as in Chapter 1, --empty leaves out forge's example contracts, and --force lets it fill the solidity folder, which already holds the empty folders made above.</w:t>
       </w:r>
     </w:p>
     <w:p>
@@ -874,6 +874,144 @@
         <w:keepNext/>
       </w:pPr>
       <w:r>
+        <w:t>cargo init .\rust --name overwrite_file --vcs none</w:t>
+      </w:r>
+    </w:p>
+    <w:p>
+      <w:pPr>
+        <w:pStyle w:val="CommandBlock"/>
+        <w:keepNext/>
+      </w:pPr>
+      <w:r>
+        <w:t>Remove-Item .\rust\src\main.rs</w:t>
+      </w:r>
+    </w:p>
+    <w:p>
+      <w:pPr>
+        <w:pStyle w:val="CommandBlock"/>
+      </w:pPr>
+      <w:r>
+        <w:t>forge init .\solidity --empty --no-git --offline --force</w:t>
+      </w:r>
+    </w:p>
+    <w:p>
+      <w:pPr>
+        <w:keepNext/>
+      </w:pPr>
+    </w:p>
+    <w:p>
+      <w:r>
+        <w:t>Then type the Solidity project's settings over the foundry.toml that forge init wrote. foundry.toml is the same as in Lesson 3.3a: fs_permissions gives read-write access to the lesson folder, "../", because this script reads and overwrites inventory.txt there. notepad .\solidity\foundry.toml opens the file: replace its text with the file below, save it with Ctrl+S, and close Notepad.</w:t>
+      </w:r>
+    </w:p>
+    <w:p>
+      <w:pPr>
+        <w:keepNext/>
+      </w:pPr>
+    </w:p>
+    <w:p>
+      <w:pPr>
+        <w:pStyle w:val="Heading3"/>
+      </w:pPr>
+      <w:r>
+        <w:t>solidity/foundry.toml</w:t>
+      </w:r>
+    </w:p>
+    <w:p>
+      <w:pPr>
+        <w:pStyle w:val="SourceCode"/>
+        <w:keepNext/>
+      </w:pPr>
+      <w:r>
+        <w:t>[profile.default]</w:t>
+      </w:r>
+    </w:p>
+    <w:p>
+      <w:pPr>
+        <w:pStyle w:val="SourceCode"/>
+        <w:keepNext/>
+      </w:pPr>
+      <w:r>
+        <w:t># The scripts in script/ are the only Solidity sources in this project.</w:t>
+      </w:r>
+    </w:p>
+    <w:p>
+      <w:pPr>
+        <w:pStyle w:val="SourceCode"/>
+        <w:keepNext/>
+      </w:pPr>
+      <w:r>
+        <w:t>src = "script"</w:t>
+      </w:r>
+    </w:p>
+    <w:p>
+      <w:pPr>
+        <w:pStyle w:val="SourceCode"/>
+        <w:keepNext/>
+      </w:pPr>
+      <w:r>
+        <w:t># forge install puts forge-std in lib/.</w:t>
+      </w:r>
+    </w:p>
+    <w:p>
+      <w:pPr>
+        <w:pStyle w:val="SourceCode"/>
+        <w:keepNext/>
+      </w:pPr>
+      <w:r>
+        <w:t>libs = ["lib"]</w:t>
+      </w:r>
+    </w:p>
+    <w:p>
+      <w:pPr>
+        <w:pStyle w:val="SourceCode"/>
+        <w:keepNext/>
+      </w:pPr>
+      <w:r>
+        <w:t># The file cheatcodes may read and write only inside the lesson folder,</w:t>
+      </w:r>
+    </w:p>
+    <w:p>
+      <w:pPr>
+        <w:pStyle w:val="SourceCode"/>
+        <w:keepNext/>
+      </w:pPr>
+      <w:r>
+        <w:t># the folder above the project root ("../"), and nowhere else.</w:t>
+      </w:r>
+    </w:p>
+    <w:p>
+      <w:pPr>
+        <w:pStyle w:val="SourceCode"/>
+      </w:pPr>
+      <w:r>
+        <w:t>fs_permissions = [{ access = "read-write", path = "../" }]</w:t>
+      </w:r>
+    </w:p>
+    <w:p>
+      <w:pPr>
+        <w:keepNext/>
+      </w:pPr>
+    </w:p>
+    <w:p>
+      <w:pPr>
+        <w:keepNext/>
+      </w:pPr>
+      <w:r>
+        <w:t>Then install forge-std, Foundry's standard library, into the Solidity project. Linux Assembly runs in WSL or on a Linux computer.</w:t>
+      </w:r>
+    </w:p>
+    <w:p>
+      <w:pPr>
+        <w:keepNext/>
+      </w:pPr>
+    </w:p>
+    <w:p>
+      <w:pPr>
+        <w:pStyle w:val="CommandBlock"/>
+        <w:keepNext/>
+      </w:pPr>
+      <w:r>
         <w:t>Push-Location .\solidity</w:t>
       </w:r>
     </w:p>
@@ -900,6 +1038,16 @@
       </w:pPr>
     </w:p>
     <w:p>
+      <w:r>
+        <w:t>You save each source file in its language's section below, as each is shown. As in Chapter 1, notepad .\rust\src\bin\basic_overwrite_file.rs creates and opens one: choose Yes, type the file, save it with Ctrl+S, and close Notepad.</w:t>
+      </w:r>
+    </w:p>
+    <w:p>
+      <w:pPr>
+        <w:keepNext/>
+      </w:pPr>
+    </w:p>
+    <w:p>
       <w:pPr>
         <w:keepNext/>
       </w:pPr>
@@ -961,7 +1109,7 @@
         <w:keepNext/>
       </w:pPr>
       <w:r>
-        <w:t>Save each source and supporting file from this lesson into the matching path in the project layout. As in Chapter 1, nano ./rust/Cargo.toml creates and opens one: type the file, then save and close it with Ctrl+O, Enter, then Ctrl+X. Then install forge-std.</w:t>
+        <w:t>Then create the Rust and Solidity projects with the same commands as on Windows; rm deletes the starter main.rs.</w:t>
       </w:r>
     </w:p>
     <w:p>
@@ -972,6 +1120,50 @@
     <w:p>
       <w:pPr>
         <w:pStyle w:val="CommandBlock"/>
+        <w:keepNext/>
+      </w:pPr>
+      <w:r>
+        <w:t>cargo init ./rust --name overwrite_file --vcs none</w:t>
+      </w:r>
+    </w:p>
+    <w:p>
+      <w:pPr>
+        <w:pStyle w:val="CommandBlock"/>
+        <w:keepNext/>
+      </w:pPr>
+      <w:r>
+        <w:t>rm ./rust/src/main.rs</w:t>
+      </w:r>
+    </w:p>
+    <w:p>
+      <w:pPr>
+        <w:pStyle w:val="CommandBlock"/>
+      </w:pPr>
+      <w:r>
+        <w:t>forge init ./solidity --empty --no-git --offline --force</w:t>
+      </w:r>
+    </w:p>
+    <w:p>
+      <w:pPr>
+        <w:keepNext/>
+      </w:pPr>
+    </w:p>
+    <w:p>
+      <w:pPr>
+        <w:keepNext/>
+      </w:pPr>
+      <w:r>
+        <w:t>Type solidity/foundry.toml exactly as shown in the Windows setup, over the file forge init wrote. Then install forge-std.</w:t>
+      </w:r>
+    </w:p>
+    <w:p>
+      <w:pPr>
+        <w:keepNext/>
+      </w:pPr>
+    </w:p>
+    <w:p>
+      <w:pPr>
+        <w:pStyle w:val="CommandBlock"/>
       </w:pPr>
       <w:r>
         <w:t>(cd ./solidity &amp;&amp; forge install foundry-rs/forge-std@v1.16.2 --no-git)</w:t>
@@ -983,6 +1175,16 @@
       </w:pPr>
     </w:p>
     <w:p>
+      <w:r>
+        <w:t>You save each source file in its language's section below, as each is shown. As in Chapter 1, nano ./rust/src/bin/basic_overwrite_file.rs creates and opens one: type the file, then save and close it with Ctrl+O, Enter, then Ctrl+X.</w:t>
+      </w:r>
+    </w:p>
+    <w:p>
+      <w:pPr>
+        <w:keepNext/>
+      </w:pPr>
+    </w:p>
+    <w:p>
       <w:pPr>
         <w:keepNext/>
       </w:pPr>
@@ -12985,7 +13187,7 @@
     </w:p>
     <w:p>
       <w:r>
-        <w:t>Cargo.toml names this lesson's package, overwrite_file, and its two programs. foundry.toml is the same as in Lesson 3.3a: fs_permissions gives read-write access to the lesson folder, "../", because this script reads and overwrites inventory.txt there.</w:t>
+        <w:t>This is the file the setup commands wrote, shown here so you can check yours. Cargo.toml names this lesson's package, overwrite_file, and its two programs. cargo init does not write the comment lines, which are this lesson's notes about the file, and yours ends with an empty [dependencies] heading; the blank lines may differ.</w:t>
       </w:r>
     </w:p>
     <w:p>
@@ -13063,95 +13265,6 @@
       </w:pPr>
       <w:r>
         <w:t># overwrite_file.</w:t>
-      </w:r>
-    </w:p>
-    <w:p>
-      <w:pPr>
-        <w:keepNext/>
-      </w:pPr>
-    </w:p>
-    <w:p>
-      <w:pPr>
-        <w:keepNext/>
-      </w:pPr>
-    </w:p>
-    <w:p>
-      <w:pPr>
-        <w:pStyle w:val="Heading2"/>
-      </w:pPr>
-      <w:r>
-        <w:t>solidity/foundry.toml</w:t>
-      </w:r>
-    </w:p>
-    <w:p>
-      <w:pPr>
-        <w:pStyle w:val="SourceCode"/>
-        <w:keepNext/>
-      </w:pPr>
-      <w:r>
-        <w:t>[profile.default]</w:t>
-      </w:r>
-    </w:p>
-    <w:p>
-      <w:pPr>
-        <w:pStyle w:val="SourceCode"/>
-        <w:keepNext/>
-      </w:pPr>
-      <w:r>
-        <w:t># The scripts in script/ are the only Solidity sources in this project.</w:t>
-      </w:r>
-    </w:p>
-    <w:p>
-      <w:pPr>
-        <w:pStyle w:val="SourceCode"/>
-        <w:keepNext/>
-      </w:pPr>
-      <w:r>
-        <w:t>src = "script"</w:t>
-      </w:r>
-    </w:p>
-    <w:p>
-      <w:pPr>
-        <w:pStyle w:val="SourceCode"/>
-        <w:keepNext/>
-      </w:pPr>
-      <w:r>
-        <w:t># forge install puts forge-std in lib/.</w:t>
-      </w:r>
-    </w:p>
-    <w:p>
-      <w:pPr>
-        <w:pStyle w:val="SourceCode"/>
-        <w:keepNext/>
-      </w:pPr>
-      <w:r>
-        <w:t>libs = ["lib"]</w:t>
-      </w:r>
-    </w:p>
-    <w:p>
-      <w:pPr>
-        <w:pStyle w:val="SourceCode"/>
-        <w:keepNext/>
-      </w:pPr>
-      <w:r>
-        <w:t># The file cheatcodes may read and write only inside the lesson folder,</w:t>
-      </w:r>
-    </w:p>
-    <w:p>
-      <w:pPr>
-        <w:pStyle w:val="SourceCode"/>
-        <w:keepNext/>
-      </w:pPr>
-      <w:r>
-        <w:t># the folder above the project root ("../"), and nowhere else.</w:t>
-      </w:r>
-    </w:p>
-    <w:p>
-      <w:pPr>
-        <w:pStyle w:val="SourceCode"/>
-      </w:pPr>
-      <w:r>
-        <w:t>fs_permissions = [{ access = "read-write", path = "../" }]</w:t>
       </w:r>
     </w:p>
     <w:p>
@@ -14582,31 +14695,31 @@
       </w:rPr>
     </w:lvl>
   </w:abstractNum>
-  <w:num w:numId="1" w16cid:durableId="1426262495">
+  <w:num w:numId="1" w16cid:durableId="598871664">
     <w:abstractNumId w:val="8"/>
   </w:num>
-  <w:num w:numId="2" w16cid:durableId="1084839700">
+  <w:num w:numId="2" w16cid:durableId="1281260155">
     <w:abstractNumId w:val="6"/>
   </w:num>
-  <w:num w:numId="3" w16cid:durableId="1548643826">
+  <w:num w:numId="3" w16cid:durableId="352076540">
     <w:abstractNumId w:val="5"/>
   </w:num>
-  <w:num w:numId="4" w16cid:durableId="302974960">
+  <w:num w:numId="4" w16cid:durableId="1126581673">
     <w:abstractNumId w:val="4"/>
   </w:num>
-  <w:num w:numId="5" w16cid:durableId="1520773735">
+  <w:num w:numId="5" w16cid:durableId="1624313270">
     <w:abstractNumId w:val="7"/>
   </w:num>
-  <w:num w:numId="6" w16cid:durableId="620847394">
+  <w:num w:numId="6" w16cid:durableId="1033925788">
     <w:abstractNumId w:val="3"/>
   </w:num>
-  <w:num w:numId="7" w16cid:durableId="1473979626">
+  <w:num w:numId="7" w16cid:durableId="1960407619">
     <w:abstractNumId w:val="2"/>
   </w:num>
-  <w:num w:numId="8" w16cid:durableId="889998211">
+  <w:num w:numId="8" w16cid:durableId="1254245568">
     <w:abstractNumId w:val="1"/>
   </w:num>
-  <w:num w:numId="9" w16cid:durableId="520317126">
+  <w:num w:numId="9" w16cid:durableId="1285891051">
     <w:abstractNumId w:val="0"/>
   </w:num>
 </w:numbering>

--- a/Volume 1/Chapter 03 - File Handling/SPA_Vol1_Ch3_Lesson3_5a_Overwrite_File_EXTENDED.docx
+++ b/Volume 1/Chapter 03 - File Handling/SPA_Vol1_Ch3_Lesson3_5a_Overwrite_File_EXTENDED.docx
@@ -511,7 +511,10 @@
         <w:pStyle w:val="ListBullet"/>
       </w:pPr>
       <w:r>
-        <w:t>The Production-Minded version reads through Lesson 3.2a's read_text_file and overwrites through Lesson 3.3a's write_text_file (readTextFile and writeTextFile in Solidity), both unchanged. It prints nothing until all three steps have succeeded, and reports a failure as Lesson 2.11a did: one Error line on the error stream and exit code 1. When inventory.txt is missing, it stops at the first read and writes nothing.</w:t>
+        <w:t>The Production-Minded version reads through Lesson 3.2a's read_text_file and overwrites through Lesson 3.3a's write_text_file (readTextFile and writeTextFile in Solidity). Assembly uses both unchanged. Rust and Erlang read with one call, as Lesson 3.4a does, in place of Lesson 3.2a's open-and-read form, and Rust's write takes the path as text and shows the system's own sentence; Solidity's read hands its text back through a named return value. It prints nothing until all three steps have succeeded, and repo</w:t>
+      </w:r>
+      <w:r>
+        <w:t>rts a failure as Lesson 2.11a did: one Error line on the error stream and exit code 1. When inventory.txt is missing, it stops at the first read and writes nothing.</w:t>
       </w:r>
     </w:p>
     <w:p>
@@ -931,7 +934,7 @@
         <w:keepNext/>
       </w:pPr>
       <w:r>
-        <w:t>[profile.default]</w:t>
+        <w:t>[profile.default]  # Remember, the settings forge uses by default.</w:t>
       </w:r>
     </w:p>
     <w:p>
@@ -3895,7 +3898,6 @@
     <w:p>
       <w:pPr>
         <w:pStyle w:val="SourceCode"/>
-        <w:keepNext/>
       </w:pPr>
       <w:r>
         <w:t>.done:</w:t>
@@ -3904,7 +3906,6 @@
     <w:p>
       <w:pPr>
         <w:pStyle w:val="SourceCode"/>
-        <w:keepNext/>
       </w:pPr>
       <w:r>
         <w:t xml:space="preserve">    pop rbx</w:t>
@@ -3913,6 +3914,7 @@
     <w:p>
       <w:pPr>
         <w:pStyle w:val="SourceCode"/>
+        <w:keepNext/>
       </w:pPr>
       <w:r>
         <w:t xml:space="preserve">    ret</w:t>
@@ -3920,6 +3922,29 @@
     </w:p>
     <w:p>
       <w:pPr>
+        <w:pStyle w:val="SourceCode"/>
+        <w:keepNext/>
+      </w:pPr>
+    </w:p>
+    <w:p>
+      <w:pPr>
+        <w:pStyle w:val="SourceCode"/>
+        <w:keepNext/>
+      </w:pPr>
+      <w:r>
+        <w:t>; Remember, this marks the stack as not executable, as Linux linkers expect.</w:t>
+      </w:r>
+    </w:p>
+    <w:p>
+      <w:pPr>
+        <w:pStyle w:val="SourceCode"/>
+      </w:pPr>
+      <w:r>
+        <w:t>section .note.GNU-stack noalloc noexec nowrite progbits</w:t>
+      </w:r>
+    </w:p>
+    <w:p>
+      <w:pPr>
         <w:keepNext/>
       </w:pPr>
     </w:p>
@@ -7676,7 +7701,6 @@
     <w:p>
       <w:pPr>
         <w:pStyle w:val="SourceCode"/>
-        <w:keepNext/>
       </w:pPr>
       <w:r>
         <w:t>.done:</w:t>
@@ -7685,7 +7709,6 @@
     <w:p>
       <w:pPr>
         <w:pStyle w:val="SourceCode"/>
-        <w:keepNext/>
       </w:pPr>
       <w:r>
         <w:t xml:space="preserve">    pop rbx</w:t>
@@ -7694,6 +7717,7 @@
     <w:p>
       <w:pPr>
         <w:pStyle w:val="SourceCode"/>
+        <w:keepNext/>
       </w:pPr>
       <w:r>
         <w:t xml:space="preserve">    ret</w:t>
@@ -7701,6 +7725,29 @@
     </w:p>
     <w:p>
       <w:pPr>
+        <w:pStyle w:val="SourceCode"/>
+        <w:keepNext/>
+      </w:pPr>
+    </w:p>
+    <w:p>
+      <w:pPr>
+        <w:pStyle w:val="SourceCode"/>
+        <w:keepNext/>
+      </w:pPr>
+      <w:r>
+        <w:t>; Remember, this marks the stack as not executable, as Linux linkers expect.</w:t>
+      </w:r>
+    </w:p>
+    <w:p>
+      <w:pPr>
+        <w:pStyle w:val="SourceCode"/>
+      </w:pPr>
+      <w:r>
+        <w:t>section .note.GNU-stack noalloc noexec nowrite progbits</w:t>
+      </w:r>
+    </w:p>
+    <w:p>
+      <w:pPr>
         <w:keepNext/>
       </w:pPr>
     </w:p>
@@ -8825,10 +8872,10 @@
     </w:p>
     <w:p>
       <w:r>
-        <w:t>The production-minded version prints the same lines. main joins the path the same way and turns it into a String with display().to_string(), because both functions take the path as text, &amp;path. It makes the same three steps through two functions, both unchanged: read_text_file, Lesson 3.2a's, and write_text_file, Lesson 3.3a's, which writes the complete new text and returns a Result&lt;(), String&gt;. No new function is needed: an overwrite is Lesson 3.3a's whole-file write, used on purpose on a file that already</w:t>
-      </w:r>
-      <w:r>
-        <w:t xml:space="preserve"> holds data. main checks each Result before the next step and, on an Err, prints one Error line and ends with std::process::exit(1), as in Lesson 2.11a. It prints nothing until all three steps have succeeded.</w:t>
+        <w:t>The production-minded version prints the same lines. main joins the path the same way and turns it into a String with display().to_string(), because both functions take the path as text, &amp;path. It makes the same three steps through two functions from earlier lessons. read_text_file does Lesson 3.2a's job in one call, fs::read_to_string, as Lesson 3.4a's does, in place of Lesson 3.2a's File::open and read_to_string. write_text_file is Lesson 3.3a's, except that it takes the path as a &amp;str and its Err shows t</w:t>
+      </w:r>
+      <w:r>
+        <w:t>he system's own sentence, {error}, where Lesson 3.3a named error.kind(); it writes the complete new text and returns a Result&lt;(), String&gt;. No new function is needed: an overwrite is Lesson 3.3a's whole-file write, used on purpose on a file that already holds data. main checks each Result before the next step and, on an Err, prints one Error line and ends with std::process::exit(1), as in Lesson 2.11a. It prints nothing until all three steps have succeeded.</w:t>
       </w:r>
     </w:p>
     <w:p>
@@ -8896,23 +8943,23 @@
         <w:pStyle w:val="SourceCode"/>
       </w:pPr>
       <w:r>
-        <w:t>/// with a message naming the file and the kind of failure. This is</w:t>
-      </w:r>
-    </w:p>
-    <w:p>
-      <w:pPr>
-        <w:pStyle w:val="SourceCode"/>
-      </w:pPr>
-      <w:r>
-        <w:t>/// Lesson 3.2a's read_text_file, unchanged. Remember, read_to_string,</w:t>
-      </w:r>
-    </w:p>
-    <w:p>
-      <w:pPr>
-        <w:pStyle w:val="SourceCode"/>
-      </w:pPr>
-      <w:r>
-        <w:t>/// then match; error.kind() names what went wrong.</w:t>
+        <w:t>/// with a message naming the file and the kind of failure: Lesson 3.2a's</w:t>
+      </w:r>
+    </w:p>
+    <w:p>
+      <w:pPr>
+        <w:pStyle w:val="SourceCode"/>
+      </w:pPr>
+      <w:r>
+        <w:t>/// job, here in one call, fs::read_to_string, as Lesson 3.4a did. Remember,</w:t>
+      </w:r>
+    </w:p>
+    <w:p>
+      <w:pPr>
+        <w:pStyle w:val="SourceCode"/>
+      </w:pPr>
+      <w:r>
+        <w:t>/// match handles both results; error.kind() names what went wrong.</w:t>
       </w:r>
     </w:p>
     <w:p>
@@ -8981,47 +9028,47 @@
         <w:pStyle w:val="SourceCode"/>
       </w:pPr>
       <w:r>
-        <w:t>/// or returns an Err with a message naming the file and the system's</w:t>
-      </w:r>
-    </w:p>
-    <w:p>
-      <w:pPr>
-        <w:pStyle w:val="SourceCode"/>
-      </w:pPr>
-      <w:r>
-        <w:t>/// reason. This is Lesson 3.3a's write_text_file, unchanged: an</w:t>
-      </w:r>
-    </w:p>
-    <w:p>
-      <w:pPr>
-        <w:pStyle w:val="SourceCode"/>
-      </w:pPr>
-      <w:r>
-        <w:t>/// overwrite is this same whole-file write, done on purpose to a file</w:t>
-      </w:r>
-    </w:p>
-    <w:p>
-      <w:pPr>
-        <w:pStyle w:val="SourceCode"/>
-      </w:pPr>
-      <w:r>
-        <w:t>/// that already holds data. Remember, fs::write replaces the whole file</w:t>
-      </w:r>
-    </w:p>
-    <w:p>
-      <w:pPr>
-        <w:pStyle w:val="SourceCode"/>
-      </w:pPr>
-      <w:r>
-        <w:t>/// and returns a Result; Ok(()) means it worked with nothing to hand</w:t>
-      </w:r>
-    </w:p>
-    <w:p>
-      <w:pPr>
-        <w:pStyle w:val="SourceCode"/>
-      </w:pPr>
-      <w:r>
-        <w:t>/// back. Nothing can bring the old contents back, so main reads them</w:t>
+        <w:t>/// or returns an Err naming the file and the system's own sentence, {error}.</w:t>
+      </w:r>
+    </w:p>
+    <w:p>
+      <w:pPr>
+        <w:pStyle w:val="SourceCode"/>
+      </w:pPr>
+      <w:r>
+        <w:t>/// Lesson 3.3a's write_text_file took a &amp;Path and named error.kind(); this</w:t>
+      </w:r>
+    </w:p>
+    <w:p>
+      <w:pPr>
+        <w:pStyle w:val="SourceCode"/>
+      </w:pPr>
+      <w:r>
+        <w:t>/// one takes the path as text, &amp;str. An overwrite is this same whole-file</w:t>
+      </w:r>
+    </w:p>
+    <w:p>
+      <w:pPr>
+        <w:pStyle w:val="SourceCode"/>
+      </w:pPr>
+      <w:r>
+        <w:t>/// write, done on purpose to a file that already holds data. Remember,</w:t>
+      </w:r>
+    </w:p>
+    <w:p>
+      <w:pPr>
+        <w:pStyle w:val="SourceCode"/>
+      </w:pPr>
+      <w:r>
+        <w:t>/// fs::write replaces the whole file; Ok(()) means it worked with nothing to</w:t>
+      </w:r>
+    </w:p>
+    <w:p>
+      <w:pPr>
+        <w:pStyle w:val="SourceCode"/>
+      </w:pPr>
+      <w:r>
+        <w:t>/// hand back. Nothing can bring the old contents back, so main reads them</w:t>
       </w:r>
     </w:p>
     <w:p>
@@ -9910,7 +9957,7 @@
         <w:pStyle w:val="ListBullet"/>
       </w:pPr>
       <w:r>
-        <w:t>read_text_file names the kind of failure with error.kind(), as in Lesson 3.2a, and write_text_file keeps Lesson 3.3a's system reason. Both are copied unchanged.</w:t>
+        <w:t>read_text_file names the kind of failure with error.kind(), as in Lesson 3.2a. write_text_file shows the system's own sentence, {error}, where Lesson 3.3a's named error.kind(), so its words can differ between systems.</w:t>
       </w:r>
     </w:p>
     <w:p>
@@ -10572,10 +10619,10 @@
     </w:p>
     <w:p>
       <w:r>
-        <w:t>The production-minded version prints the same lines. main makes the same three steps through two functions, both unchanged: read_text_file, Lesson 3.2a's, and write_text_file, Lesson 3.3a's, which writes the complete new text and returns ok or {error, Message}. No new function is needed: an overwrite is Lesson 3.3a's whole-file write, used on purpose on a file that already holds data. main checks each result with case before the next step: each step is a case inside the ok branch of the one before, and each</w:t>
-      </w:r>
-      <w:r>
-        <w:t xml:space="preserve"> error branch prints one Error line and calls init:stop(1), as in Lesson 2.11a. It prints nothing until all three steps have succeeded.</w:t>
+        <w:t>The production-minded version prints the same lines. main makes the same three steps through two functions from earlier lessons. read_text_file is Lesson 3.4a's, unchanged: it does Lesson 3.2a's job in one call, file:read_file, in place of Lesson 3.2a's file:open, file:read, and try ... after. write_text_file is Lesson 3.3a's, unchanged; it writes the complete new text and returns ok or {error, Message}. No new function is needed: an overwrite is Lesson 3.3a's whole-file write, used on purpose on a file tha</w:t>
+      </w:r>
+      <w:r>
+        <w:t>t already holds data. main checks each result with case before the next step: each step is a case inside the ok branch of the one before, and each error branch prints one Error line and calls init:stop(1), as in Lesson 2.11a. It prints nothing until all three steps have succeeded.</w:t>
       </w:r>
     </w:p>
     <w:p>
@@ -10620,31 +10667,31 @@
         <w:pStyle w:val="SourceCode"/>
       </w:pPr>
       <w:r>
-        <w:t>%% Reads the whole file at Path: {ok, Contents} with its bytes as a</w:t>
-      </w:r>
-    </w:p>
-    <w:p>
-      <w:pPr>
-        <w:pStyle w:val="SourceCode"/>
-      </w:pPr>
-      <w:r>
-        <w:t>%% binary, or {error, Message} naming the file and the reason. This is</w:t>
-      </w:r>
-    </w:p>
-    <w:p>
-      <w:pPr>
-        <w:pStyle w:val="SourceCode"/>
-      </w:pPr>
-      <w:r>
-        <w:t>%% Lesson 3.2a's read_text_file, unchanged. Remember, case runs the first</w:t>
-      </w:r>
-    </w:p>
-    <w:p>
-      <w:pPr>
-        <w:pStyle w:val="SourceCode"/>
-      </w:pPr>
-      <w:r>
-        <w:t>%% branch whose pattern fits.</w:t>
+        <w:t>%% Reads the whole file at Path: {ok, Contents} with its bytes as a binary,</w:t>
+      </w:r>
+    </w:p>
+    <w:p>
+      <w:pPr>
+        <w:pStyle w:val="SourceCode"/>
+      </w:pPr>
+      <w:r>
+        <w:t>%% or {error, Message} naming the file and the reason. This is Lesson 3.4a's</w:t>
+      </w:r>
+    </w:p>
+    <w:p>
+      <w:pPr>
+        <w:pStyle w:val="SourceCode"/>
+      </w:pPr>
+      <w:r>
+        <w:t>%% read_text_file, unchanged: one file:read_file call. Remember,</w:t>
+      </w:r>
+    </w:p>
+    <w:p>
+      <w:pPr>
+        <w:pStyle w:val="SourceCode"/>
+      </w:pPr>
+      <w:r>
+        <w:t>%% io_lib:format returns text, and lists:flatten joins its parts.</w:t>
       </w:r>
     </w:p>
     <w:p>
@@ -12353,10 +12400,10 @@
     </w:p>
     <w:p>
       <w:r>
-        <w:t>The production-minded version logs the same lines. run makes the same three steps through two functions, both unchanged: readTextFile, Lesson 3.2a's, and writeTextFile, Lesson 3.3a's, which wrap the cheatcodes in try/catch and revert with a plain message naming the path. No new function is needed: an overwrite is Lesson 3.3a's whole-file write, used on purpose on a file that already holds data. run reads first, so a missing file reverts before anything is written, and it logs nothing until all three steps h</w:t>
-      </w:r>
-      <w:r>
-        <w:t>ave succeeded.</w:t>
+        <w:t>The production-minded version logs the same lines. run makes the same three steps through two functions from earlier lessons. readTextFile is Lesson 3.2a's, except that it hands its text back through a named return value, contents, set inside the try with no return statement. writeTextFile is Lesson 3.3a's, unchanged. Both wrap the cheatcodes in try/catch and revert with a plain message naming the path. No new function is needed: an overwrite is Lesson 3.3a's whole-file write, used on purpose on a file that</w:t>
+      </w:r>
+      <w:r>
+        <w:t xml:space="preserve"> already holds data. run reads first, so a missing file reverts before anything is written, and it logs nothing until all three steps have succeeded.</w:t>
       </w:r>
     </w:p>
     <w:p>
@@ -12477,23 +12524,23 @@
         <w:pStyle w:val="SourceCode"/>
       </w:pPr>
       <w:r>
-        <w:t xml:space="preserve">    /// naming it. This is Lesson 3.2a's readTextFile, unchanged.</w:t>
-      </w:r>
-    </w:p>
-    <w:p>
-      <w:pPr>
-        <w:pStyle w:val="SourceCode"/>
-      </w:pPr>
-      <w:r>
-        <w:t xml:space="preserve">    /// Remember, try/catch works around a call to another contract, and</w:t>
-      </w:r>
-    </w:p>
-    <w:p>
-      <w:pPr>
-        <w:pStyle w:val="SourceCode"/>
-      </w:pPr>
-      <w:r>
-        <w:t xml:space="preserve">    /// vm is one.</w:t>
+        <w:t xml:space="preserve">    /// naming it: Lesson 3.2a's readTextFile, but contents is a named return.</w:t>
+      </w:r>
+    </w:p>
+    <w:p>
+      <w:pPr>
+        <w:pStyle w:val="SourceCode"/>
+      </w:pPr>
+      <w:r>
+        <w:t xml:space="preserve">    /// Remember, a named return value goes back when the function ends, so</w:t>
+      </w:r>
+    </w:p>
+    <w:p>
+      <w:pPr>
+        <w:pStyle w:val="SourceCode"/>
+      </w:pPr>
+      <w:r>
+        <w:t xml:space="preserve">    /// contents = fileContents needs no return; try/catch wraps the vm call.</w:t>
       </w:r>
     </w:p>
     <w:p>
@@ -15052,31 +15099,31 @@
       </w:rPr>
     </w:lvl>
   </w:abstractNum>
-  <w:num w:numId="1" w16cid:durableId="1040789152">
+  <w:num w:numId="1" w16cid:durableId="1153837355">
     <w:abstractNumId w:val="8"/>
   </w:num>
-  <w:num w:numId="2" w16cid:durableId="1273782777">
+  <w:num w:numId="2" w16cid:durableId="1380351081">
     <w:abstractNumId w:val="6"/>
   </w:num>
-  <w:num w:numId="3" w16cid:durableId="630597532">
+  <w:num w:numId="3" w16cid:durableId="1331062163">
     <w:abstractNumId w:val="5"/>
   </w:num>
-  <w:num w:numId="4" w16cid:durableId="386345044">
+  <w:num w:numId="4" w16cid:durableId="1893349428">
     <w:abstractNumId w:val="4"/>
   </w:num>
-  <w:num w:numId="5" w16cid:durableId="1518500233">
+  <w:num w:numId="5" w16cid:durableId="958146545">
     <w:abstractNumId w:val="7"/>
   </w:num>
-  <w:num w:numId="6" w16cid:durableId="124010852">
+  <w:num w:numId="6" w16cid:durableId="935946714">
     <w:abstractNumId w:val="3"/>
   </w:num>
-  <w:num w:numId="7" w16cid:durableId="1779597274">
+  <w:num w:numId="7" w16cid:durableId="1226793000">
     <w:abstractNumId w:val="2"/>
   </w:num>
-  <w:num w:numId="8" w16cid:durableId="171190751">
+  <w:num w:numId="8" w16cid:durableId="1890338012">
     <w:abstractNumId w:val="1"/>
   </w:num>
-  <w:num w:numId="9" w16cid:durableId="1761292089">
+  <w:num w:numId="9" w16cid:durableId="1100029962">
     <w:abstractNumId w:val="0"/>
   </w:num>
 </w:numbering>
